--- a/word_reports/LP_0346_위치_379_The Knack_Get The Knack.docx
+++ b/word_reports/LP_0346_위치_379_The Knack_Get The Knack.docx
@@ -4,7 +4,7 @@
   <w:body>
     <w:p>
       <w:pPr>
-        <w:spacing w:after="280"/>
+        <w:spacing w:after="80"/>
       </w:pPr>
       <w:r>
         <w:rPr w:rFonts="맑은 고딕">
@@ -13,94 +13,47 @@
           <w:color w:val="1E3A8A"/>
           <w:sz w:val="30"/>
         </w:rPr>
-        <w:t>[379] The Knack - Get The Knack</w:t>
+        <w:t>The Knack (요령) - Get The Knack</w:t>
       </w:r>
     </w:p>
     <w:p>
       <w:pPr>
-        <w:spacing w:after="320"/>
+        <w:spacing w:after="240"/>
       </w:pPr>
       <w:r>
         <w:rPr w:rFonts="맑은 고딕">
           <w:rFonts w:ascii="맑은 고딕" w:hAnsi="맑은 고딕" w:eastAsia="맑은 고딕"/>
           <w:b/>
-          <w:sz w:val="20"/>
+          <w:color w:val="4B5563"/>
+          <w:sz w:val="22"/>
         </w:rPr>
-        <w:t>■ 위치 : 379</w:t>
-        <w:br/>
-      </w:r>
-      <w:r>
-        <w:rPr w:rFonts="맑은 고딕">
-          <w:rFonts w:ascii="맑은 고딕" w:hAnsi="맑은 고딕" w:eastAsia="맑은 고딕"/>
-          <w:b/>
-          <w:sz w:val="20"/>
-        </w:rPr>
-        <w:t>■ 아티스트 : The Knack</w:t>
-        <w:br/>
-      </w:r>
-      <w:r>
-        <w:rPr w:rFonts="맑은 고딕">
-          <w:rFonts w:ascii="맑은 고딕" w:hAnsi="맑은 고딕" w:eastAsia="맑은 고딕"/>
-          <w:b/>
-          <w:sz w:val="20"/>
-        </w:rPr>
-        <w:t>■ 앨범명 : Get The Knack</w:t>
-        <w:br/>
-      </w:r>
-      <w:r>
-        <w:rPr w:rFonts="맑은 고딕">
-          <w:rFonts w:ascii="맑은 고딕" w:hAnsi="맑은 고딕" w:eastAsia="맑은 고딕"/>
-          <w:b w:val="0"/>
-          <w:sz w:val="20"/>
-        </w:rPr>
-        <w:t>■ 음반 레이블 : Capitol Records</w:t>
-        <w:br/>
-      </w:r>
-      <w:r>
-        <w:rPr w:rFonts="맑은 고딕">
-          <w:rFonts w:ascii="맑은 고딕" w:hAnsi="맑은 고딕" w:eastAsia="맑은 고딕"/>
-          <w:b w:val="0"/>
-          <w:sz w:val="20"/>
-        </w:rPr>
-        <w:t>■ 발매년도 : 1979</w:t>
-        <w:br/>
-      </w:r>
-      <w:r>
-        <w:rPr w:rFonts="맑은 고딕">
-          <w:rFonts w:ascii="맑은 고딕" w:hAnsi="맑은 고딕" w:eastAsia="맑은 고딕"/>
-          <w:b w:val="0"/>
-          <w:sz w:val="20"/>
-        </w:rPr>
-        <w:t>■ 장르 : 파워 팝 (Power Pop), 뉴웨이브 (New Wave), 팝 록 (Pop Rock)</w:t>
-        <w:br/>
-      </w:r>
-      <w:r>
-        <w:rPr w:rFonts="맑은 고딕">
-          <w:rFonts w:ascii="맑은 고딕" w:hAnsi="맑은 고딕" w:eastAsia="맑은 고딕"/>
-          <w:b w:val="0"/>
-          <w:sz w:val="20"/>
-        </w:rPr>
-        <w:t>■ 주요 수록곡 : 1. Let Me Out</w:t>
-        <w:br/>
+        <w:t>위치 :  379</w:t>
       </w:r>
     </w:p>
     <w:p>
       <w:pPr>
-        <w:spacing w:after="160"/>
+        <w:spacing w:line="324" w:lineRule="auto" w:before="80" w:after="160"/>
       </w:pPr>
       <w:r>
         <w:rPr w:rFonts="맑은 고딕">
           <w:rFonts w:ascii="맑은 고딕" w:hAnsi="맑은 고딕" w:eastAsia="맑은 고딕"/>
           <w:b/>
           <w:color w:val="1F2937"/>
-          <w:sz w:val="24"/>
+          <w:sz w:val="22"/>
         </w:rPr>
-        <w:t>■ 음반 해설 및 감상 가이드</w:t>
+        <w:t xml:space="preserve">[음반 소개] </w:t>
+      </w:r>
+      <w:r>
+        <w:rPr w:rFonts="맑은 고딕">
+          <w:rFonts w:ascii="맑은 고딕" w:hAnsi="맑은 고딕" w:eastAsia="맑은 고딕"/>
+          <w:b w:val="0"/>
+          <w:sz w:val="21"/>
+        </w:rPr>
       </w:r>
     </w:p>
     <w:p>
       <w:pPr>
-        <w:spacing w:line="312" w:lineRule="auto" w:after="120"/>
+        <w:spacing w:line="324" w:lineRule="auto" w:after="120"/>
       </w:pPr>
       <w:r>
         <w:rPr w:rFonts="맑은 고딕">
@@ -108,51 +61,516 @@
           <w:b w:val="0"/>
           <w:sz w:val="21"/>
         </w:rPr>
-        <w:t>1979년 여름에 발표된 더 낵(The Knack)의 데뷔 앨범 《Get The Knack》은 디스코의 열풍이 서서히 가라앉고 뉴웨이브의 물결이 도래하던 전환기 대중음악씬에 강렬한 충격을 던진 작품입니다. 로스앤젤레스의 클럽 씬에서 차근차근 내공을 쌓아 올린 이들은 비틀즈를 위시한 1960년대 브리티시 인베이전의 전설적인 팝-록 사운드를 현대적으로 재해석하여 대중을 사로잡았습니다. 캐피톨 레코즈와 계약 후 불과 수 주 만에 녹음을 마친 이 앨범은 발매 직후 빌보드 앨범 차트 1위에 오르며 단숨에 시대의 아이콘으로 부상했습니다.</w:t>
+        <w:t>1970년대 후반, 디스코의 화려한 범람과 프로그레시브 록의 난해함 속에서 더 낵(The Knack)이 선보인 본작은 로큰롤의 가장 순수하고 원초적인 심장박동을 다시금 일깨운 기념비적인 역작입니다. 비틀스가 선사했던 찬란한 멜로디의 미학과 펑크 록의 폭발적인 추진력을 한데 품어낸 이 음반은, 단숨에 팝 음악계의 시선을 사로잡으며 파워 팝(Power Pop)의 새로운 지평을 열어젖혔습니다. 회고적인 향수와 젊음의 날선 열기가 절묘하게 교차하는 사운드는 반세기에 가까운 세월이 흐른 지금까지도 여전히 푸른 숨결을 내뿜고 있습니다.</w:t>
       </w:r>
     </w:p>
     <w:p>
       <w:pPr>
-        <w:spacing w:line="312" w:lineRule="auto" w:after="120"/>
+        <w:spacing w:line="324" w:lineRule="auto" w:before="200" w:after="80"/>
       </w:pPr>
+      <w:r>
+        <w:rPr w:rFonts="맑은 고딕">
+          <w:rFonts w:ascii="맑은 고딕" w:hAnsi="맑은 고딕" w:eastAsia="맑은 고딕"/>
+          <w:b/>
+          <w:color w:val="1E3A8A"/>
+          <w:sz w:val="24"/>
+        </w:rPr>
+        <w:t>1. 음반 데이터</w:t>
+      </w:r>
+    </w:p>
+    <w:p>
+      <w:pPr>
+        <w:spacing w:line="324" w:lineRule="auto" w:after="80"/>
+      </w:pPr>
+      <w:r>
+        <w:rPr w:rFonts="맑은 고딕">
+          <w:rFonts w:ascii="맑은 고딕" w:hAnsi="맑은 고딕" w:eastAsia="맑은 고딕"/>
+          <w:b w:val="0"/>
+          <w:color w:val="6B7280"/>
+          <w:sz w:val="21"/>
+        </w:rPr>
+        <w:t xml:space="preserve">· </w:t>
+      </w:r>
+      <w:r>
+        <w:rPr w:rFonts="맑은 고딕">
+          <w:rFonts w:ascii="맑은 고딕" w:hAnsi="맑은 고딕" w:eastAsia="맑은 고딕"/>
+          <w:b/>
+          <w:color w:val="1F2937"/>
+          <w:sz w:val="21"/>
+        </w:rPr>
+        <w:t xml:space="preserve">앨범명: </w:t>
+      </w:r>
       <w:r>
         <w:rPr w:rFonts="맑은 고딕">
           <w:rFonts w:ascii="맑은 고딕" w:hAnsi="맑은 고딕" w:eastAsia="맑은 고딕"/>
           <w:b w:val="0"/>
           <w:sz w:val="21"/>
         </w:rPr>
-        <w:t>음악적으로 이 음반은 파워 팝(Power Pop) 장르의 가장 완벽한 모범 답안을 제시합니다. 블론디(Blondie)와 수지 쿼트로(Suzi Quatro) 등을 프로듀싱한 명장 마이크 챗맨(Mike Chapman)의 지휘 아래 완성된 사운드는 화려한 오버더빙이나 과도한 스튜디오 효과를 배제하고, 밴드가 가진 원초적인 에너지와 팽팽한 연주 호흡을 있는 그대로 담아냈습니다. 프론트맨 더그 피거(Doug Fieger)의 매혹적이고 정열적인 보컬과 버트 아논(Berton Averre)의 날카로우면서도 중독성 있는 기타 리프, 그리고 질주하는 리듬 섹션은 완벽한 조화를 이루며 청자에게 청량한 쾌감을 선사합니다.</w:t>
+        <w:t>Get The Knack</w:t>
       </w:r>
     </w:p>
     <w:p>
       <w:pPr>
-        <w:spacing w:line="312" w:lineRule="auto" w:after="120"/>
+        <w:spacing w:line="324" w:lineRule="auto" w:after="80"/>
       </w:pPr>
+      <w:r>
+        <w:rPr w:rFonts="맑은 고딕">
+          <w:rFonts w:ascii="맑은 고딕" w:hAnsi="맑은 고딕" w:eastAsia="맑은 고딕"/>
+          <w:b w:val="0"/>
+          <w:color w:val="6B7280"/>
+          <w:sz w:val="21"/>
+        </w:rPr>
+        <w:t xml:space="preserve">· </w:t>
+      </w:r>
+      <w:r>
+        <w:rPr w:rFonts="맑은 고딕">
+          <w:rFonts w:ascii="맑은 고딕" w:hAnsi="맑은 고딕" w:eastAsia="맑은 고딕"/>
+          <w:b/>
+          <w:color w:val="1F2937"/>
+          <w:sz w:val="21"/>
+        </w:rPr>
+        <w:t xml:space="preserve">아티스트: </w:t>
+      </w:r>
       <w:r>
         <w:rPr w:rFonts="맑은 고딕">
           <w:rFonts w:ascii="맑은 고딕" w:hAnsi="맑은 고딕" w:eastAsia="맑은 고딕"/>
           <w:b w:val="0"/>
           <w:sz w:val="21"/>
         </w:rPr>
-        <w:t>앨범의 단연 압권은 대중음악사에 불멸의 족적을 남긴 전설적인 트랙 「My Sharona」입니다. 이 곡은 매혹적이고 강렬한 자극의 기타 리프와 한번 들으면 잊히지 않는 캐치한 멜로디로 빌보드 싱글 차트 6주 연속 1위를 기록하며 1979년을 대표하는 찬가가 되었습니다. 아울러 위트 있는 가사와 경쾌한 하모니카 연주가 인상적인 「Good Girls Don't」, 유려한 멜로디컬 감수성이 돋보이는 「Your Number or Your Name」 등 수록곡 전반에 걸쳐 팝적 감각과 록의 질주감이 훌륭한 균형을 이룹니다.</w:t>
+        <w:t>The Knack (요령)</w:t>
       </w:r>
     </w:p>
     <w:p>
       <w:pPr>
-        <w:spacing w:line="312" w:lineRule="auto" w:after="120"/>
+        <w:spacing w:line="324" w:lineRule="auto" w:after="80"/>
       </w:pPr>
+      <w:r>
+        <w:rPr w:rFonts="맑은 고딕">
+          <w:rFonts w:ascii="맑은 고딕" w:hAnsi="맑은 고딕" w:eastAsia="맑은 고딕"/>
+          <w:b w:val="0"/>
+          <w:color w:val="6B7280"/>
+          <w:sz w:val="21"/>
+        </w:rPr>
+        <w:t xml:space="preserve">· </w:t>
+      </w:r>
+      <w:r>
+        <w:rPr w:rFonts="맑은 고딕">
+          <w:rFonts w:ascii="맑은 고딕" w:hAnsi="맑은 고딕" w:eastAsia="맑은 고딕"/>
+          <w:b/>
+          <w:color w:val="1F2937"/>
+          <w:sz w:val="21"/>
+        </w:rPr>
+        <w:t xml:space="preserve">발매 정보: </w:t>
+      </w:r>
       <w:r>
         <w:rPr w:rFonts="맑은 고딕">
           <w:rFonts w:ascii="맑은 고딕" w:hAnsi="맑은 고딕" w:eastAsia="맑은 고딕"/>
           <w:b w:val="0"/>
           <w:sz w:val="21"/>
         </w:rPr>
-        <w:t>《Get The Knack》은 단순한 상업적 성공을 넘어 1970년대 후반 팝-록의 새로운 이정표를 제시한 명반입니다. 아날로그 LP 바이닐로 감상하는 이 음반의 그루브는 특유의 직선적인 사운드와 시대를 뛰어넘는 생동감을 선명하게 전해줍니다. 젊음의 생기 넘치는 열정과 명징한 멜로디라인이 공존하는 이 음반은 파워 팝의 정전을 확인하고자 하는 모든 음악 애호가들에게 선명한 감동을 선사할 것입니다.</w:t>
+        <w:t>1979년 6월 11일 캐피톨 레코드(Capitol Records)를 통해 발매된 더 낵의 데뷔 앨범으로, 명프로듀서 마이크 채프먼(Mike Chapman)의 지휘 아래 단 11일 만에 최소한의 오버더빙으로 라이브 본연의 생동감을 온전히 담아내며 탄생하였습니다.</w:t>
+      </w:r>
+    </w:p>
+    <w:p>
+      <w:pPr>
+        <w:spacing w:line="324" w:lineRule="auto" w:after="80"/>
+      </w:pPr>
+      <w:r>
+        <w:rPr w:rFonts="맑은 고딕">
+          <w:rFonts w:ascii="맑은 고딕" w:hAnsi="맑은 고딕" w:eastAsia="맑은 고딕"/>
+          <w:b w:val="0"/>
+          <w:color w:val="6B7280"/>
+          <w:sz w:val="21"/>
+        </w:rPr>
+        <w:t xml:space="preserve">· </w:t>
+      </w:r>
+      <w:r>
+        <w:rPr w:rFonts="맑은 고딕">
+          <w:rFonts w:ascii="맑은 고딕" w:hAnsi="맑은 고딕" w:eastAsia="맑은 고딕"/>
+          <w:b/>
+          <w:color w:val="1F2937"/>
+          <w:sz w:val="21"/>
+        </w:rPr>
+        <w:t xml:space="preserve">LP 인기도(판매량): </w:t>
+      </w:r>
+      <w:r>
+        <w:rPr w:rFonts="맑은 고딕">
+          <w:rFonts w:ascii="맑은 고딕" w:hAnsi="맑은 고딕" w:eastAsia="맑은 고딕"/>
+          <w:b w:val="0"/>
+          <w:sz w:val="21"/>
+        </w:rPr>
+        <w:t>발매 직후 미국 빌보드 200 차트 정상을 차지하여 5주 연속 1위를 지켰으며, 미국 내에서만 200만 장 이상의 판매고를 올려 더블 플래티넘을 기록하는 등 전 세계적인 신드롬을 일으켰습니다.</w:t>
+      </w:r>
+    </w:p>
+    <w:p>
+      <w:pPr>
+        <w:spacing w:line="324" w:lineRule="auto" w:after="80"/>
+      </w:pPr>
+      <w:r>
+        <w:rPr w:rFonts="맑은 고딕">
+          <w:rFonts w:ascii="맑은 고딕" w:hAnsi="맑은 고딕" w:eastAsia="맑은 고딕"/>
+          <w:b w:val="0"/>
+          <w:color w:val="6B7280"/>
+          <w:sz w:val="21"/>
+        </w:rPr>
+        <w:t xml:space="preserve">· </w:t>
+      </w:r>
+      <w:r>
+        <w:rPr w:rFonts="맑은 고딕">
+          <w:rFonts w:ascii="맑은 고딕" w:hAnsi="맑은 고딕" w:eastAsia="맑은 고딕"/>
+          <w:b/>
+          <w:color w:val="1F2937"/>
+          <w:sz w:val="21"/>
+        </w:rPr>
+        <w:t xml:space="preserve">각종 수상경력: </w:t>
+      </w:r>
+      <w:r>
+        <w:rPr w:rFonts="맑은 고딕">
+          <w:rFonts w:ascii="맑은 고딕" w:hAnsi="맑은 고딕" w:eastAsia="맑은 고딕"/>
+          <w:b w:val="0"/>
+          <w:sz w:val="21"/>
+        </w:rPr>
+        <w:t>수록곡 'My Sharona'가 1979년 빌보드 싱글 차트 6주 연속 1위 및 빌보드 연말 결산 싱글 차트 1위를 달성하였으며, 제22회 그래미 어워드에서 '최우수 신인상(Best New Artist)'과 '최우수 팝 듀오/그룹 보컬 퍼포먼스' 부문에 노미네이트되어 당대 최고의 상업적·비평적 주목을 받았습니다.</w:t>
+      </w:r>
+    </w:p>
+    <w:p>
+      <w:pPr>
+        <w:spacing w:line="324" w:lineRule="auto" w:before="200" w:after="80"/>
+      </w:pPr>
+      <w:r>
+        <w:rPr w:rFonts="맑은 고딕">
+          <w:rFonts w:ascii="맑은 고딕" w:hAnsi="맑은 고딕" w:eastAsia="맑은 고딕"/>
+          <w:b/>
+          <w:color w:val="1E3A8A"/>
+          <w:sz w:val="24"/>
+        </w:rPr>
+        <w:t>2. 아티스트 정보</w:t>
+      </w:r>
+    </w:p>
+    <w:p>
+      <w:pPr>
+        <w:spacing w:line="324" w:lineRule="auto" w:after="80"/>
+      </w:pPr>
+      <w:r>
+        <w:rPr w:rFonts="맑은 고딕">
+          <w:rFonts w:ascii="맑은 고딕" w:hAnsi="맑은 고딕" w:eastAsia="맑은 고딕"/>
+          <w:b w:val="0"/>
+          <w:color w:val="6B7280"/>
+          <w:sz w:val="21"/>
+        </w:rPr>
+        <w:t xml:space="preserve">· </w:t>
+      </w:r>
+      <w:r>
+        <w:rPr w:rFonts="맑은 고딕">
+          <w:rFonts w:ascii="맑은 고딕" w:hAnsi="맑은 고딕" w:eastAsia="맑은 고딕"/>
+          <w:b/>
+          <w:color w:val="1F2937"/>
+          <w:sz w:val="21"/>
+        </w:rPr>
+        <w:t xml:space="preserve">국적: </w:t>
+      </w:r>
+      <w:r>
+        <w:rPr w:rFonts="맑은 고딕">
+          <w:rFonts w:ascii="맑은 고딕" w:hAnsi="맑은 고딕" w:eastAsia="맑은 고딕"/>
+          <w:b w:val="0"/>
+          <w:sz w:val="21"/>
+        </w:rPr>
+        <w:t>미국 (미국 캘리포니아주 로스앤젤레스에서 결성)</w:t>
+      </w:r>
+    </w:p>
+    <w:p>
+      <w:pPr>
+        <w:spacing w:line="324" w:lineRule="auto" w:after="80"/>
+      </w:pPr>
+      <w:r>
+        <w:rPr w:rFonts="맑은 고딕">
+          <w:rFonts w:ascii="맑은 고딕" w:hAnsi="맑은 고딕" w:eastAsia="맑은 고딕"/>
+          <w:b w:val="0"/>
+          <w:color w:val="6B7280"/>
+          <w:sz w:val="21"/>
+        </w:rPr>
+        <w:t xml:space="preserve">· </w:t>
+      </w:r>
+      <w:r>
+        <w:rPr w:rFonts="맑은 고딕">
+          <w:rFonts w:ascii="맑은 고딕" w:hAnsi="맑은 고딕" w:eastAsia="맑은 고딕"/>
+          <w:b/>
+          <w:color w:val="1F2937"/>
+          <w:sz w:val="21"/>
+        </w:rPr>
+        <w:t xml:space="preserve">생몰년도: </w:t>
+      </w:r>
+      <w:r>
+        <w:rPr w:rFonts="맑은 고딕">
+          <w:rFonts w:ascii="맑은 고딕" w:hAnsi="맑은 고딕" w:eastAsia="맑은 고딕"/>
+          <w:b w:val="0"/>
+          <w:sz w:val="21"/>
+        </w:rPr>
+        <w:t>1978년 결성</w:t>
+      </w:r>
+    </w:p>
+    <w:p>
+      <w:pPr>
+        <w:spacing w:line="324" w:lineRule="auto" w:after="80"/>
+      </w:pPr>
+      <w:r>
+        <w:rPr w:rFonts="맑은 고딕">
+          <w:rFonts w:ascii="맑은 고딕" w:hAnsi="맑은 고딕" w:eastAsia="맑은 고딕"/>
+          <w:b w:val="0"/>
+          <w:color w:val="6B7280"/>
+          <w:sz w:val="21"/>
+        </w:rPr>
+        <w:t xml:space="preserve">· </w:t>
+      </w:r>
+      <w:r>
+        <w:rPr w:rFonts="맑은 고딕">
+          <w:rFonts w:ascii="맑은 고딕" w:hAnsi="맑은 고딕" w:eastAsia="맑은 고딕"/>
+          <w:b/>
+          <w:color w:val="1F2937"/>
+          <w:sz w:val="21"/>
+        </w:rPr>
+        <w:t xml:space="preserve">그룹 소속: </w:t>
+      </w:r>
+      <w:r>
+        <w:rPr w:rFonts="맑은 고딕">
+          <w:rFonts w:ascii="맑은 고딕" w:hAnsi="맑은 고딕" w:eastAsia="맑은 고딕"/>
+          <w:b w:val="0"/>
+          <w:sz w:val="21"/>
+        </w:rPr>
+        <w:t>4인조 록 밴드 (더그 피거, 버튼 에이버, 프레스콧 나일스, 브루스 게리)</w:t>
+      </w:r>
+    </w:p>
+    <w:p>
+      <w:pPr>
+        <w:spacing w:line="324" w:lineRule="auto" w:after="80"/>
+      </w:pPr>
+      <w:r>
+        <w:rPr w:rFonts="맑은 고딕">
+          <w:rFonts w:ascii="맑은 고딕" w:hAnsi="맑은 고딕" w:eastAsia="맑은 고딕"/>
+          <w:b w:val="0"/>
+          <w:color w:val="6B7280"/>
+          <w:sz w:val="21"/>
+        </w:rPr>
+        <w:t xml:space="preserve">· </w:t>
+      </w:r>
+      <w:r>
+        <w:rPr w:rFonts="맑은 고딕">
+          <w:rFonts w:ascii="맑은 고딕" w:hAnsi="맑은 고딕" w:eastAsia="맑은 고딕"/>
+          <w:b/>
+          <w:color w:val="1F2937"/>
+          <w:sz w:val="21"/>
+        </w:rPr>
+        <w:t xml:space="preserve">아티스트 소개: </w:t>
+      </w:r>
+      <w:r>
+        <w:rPr w:rFonts="맑은 고딕">
+          <w:rFonts w:ascii="맑은 고딕" w:hAnsi="맑은 고딕" w:eastAsia="맑은 고딕"/>
+          <w:b w:val="0"/>
+          <w:sz w:val="21"/>
+        </w:rPr>
+        <w:t>더 낵은 브리티시 인베이전 시대의 명료한 선율감과 뉴웨이브의 날렵한 에너지를 결합하여 1970년대 말 록 음악계에 '파워 팝의 르네상스'를 이끈 주역입니다. 간결하면서도 중독성 강한 리프와 청춘의 솔직담백한 감정을 솔직하게 노래한 이들의 어법은 훗날 1990년대 얼터너티브 록과 팝 펑크 세대에 지대한 음악적 영감을 불어넣었습니다.</w:t>
+      </w:r>
+    </w:p>
+    <w:p>
+      <w:pPr>
+        <w:spacing w:line="324" w:lineRule="auto" w:before="200" w:after="80"/>
+      </w:pPr>
+      <w:r>
+        <w:rPr w:rFonts="맑은 고딕">
+          <w:rFonts w:ascii="맑은 고딕" w:hAnsi="맑은 고딕" w:eastAsia="맑은 고딕"/>
+          <w:b/>
+          <w:color w:val="1E3A8A"/>
+          <w:sz w:val="24"/>
+        </w:rPr>
+        <w:t>3. 음반 상세 분석</w:t>
+      </w:r>
+    </w:p>
+    <w:p>
+      <w:pPr>
+        <w:spacing w:line="324" w:lineRule="auto" w:after="80"/>
+      </w:pPr>
+      <w:r>
+        <w:rPr w:rFonts="맑은 고딕">
+          <w:rFonts w:ascii="맑은 고딕" w:hAnsi="맑은 고딕" w:eastAsia="맑은 고딕"/>
+          <w:b w:val="0"/>
+          <w:color w:val="6B7280"/>
+          <w:sz w:val="21"/>
+        </w:rPr>
+        <w:t xml:space="preserve">· </w:t>
+      </w:r>
+      <w:r>
+        <w:rPr w:rFonts="맑은 고딕">
+          <w:rFonts w:ascii="맑은 고딕" w:hAnsi="맑은 고딕" w:eastAsia="맑은 고딕"/>
+          <w:b/>
+          <w:color w:val="1F2937"/>
+          <w:sz w:val="21"/>
+        </w:rPr>
+        <w:t xml:space="preserve">역사적 위치: </w:t>
+      </w:r>
+      <w:r>
+        <w:rPr w:rFonts="맑은 고딕">
+          <w:rFonts w:ascii="맑은 고딕" w:hAnsi="맑은 고딕" w:eastAsia="맑은 고딕"/>
+          <w:b w:val="0"/>
+          <w:sz w:val="21"/>
+        </w:rPr>
+        <w:t>본 앨범은 1960년대 초반 비틀스의 음악적 유산을 가장 영민하고 현대적으로 계승한 팝/록의 이정표로 평가받습니다. 흑백의 앨범 재킷 디자인에서부터 'Meet the Beatles!'를 오마주하며 정통 로큰롤의 부활을 선언한 이 작품은, 복잡다단해지던 당대 록 씬에 '3분 미학'의 간결함과 직관적인 훅(Hook)이 지닌 불멸의 위력을 증명해 보였습니다.</w:t>
+      </w:r>
+    </w:p>
+    <w:p>
+      <w:pPr>
+        <w:spacing w:line="324" w:lineRule="auto" w:after="80"/>
+      </w:pPr>
+      <w:r>
+        <w:rPr w:rFonts="맑은 고딕">
+          <w:rFonts w:ascii="맑은 고딕" w:hAnsi="맑은 고딕" w:eastAsia="맑은 고딕"/>
+          <w:b w:val="0"/>
+          <w:color w:val="6B7280"/>
+          <w:sz w:val="21"/>
+        </w:rPr>
+        <w:t xml:space="preserve">· </w:t>
+      </w:r>
+      <w:r>
+        <w:rPr w:rFonts="맑은 고딕">
+          <w:rFonts w:ascii="맑은 고딕" w:hAnsi="맑은 고딕" w:eastAsia="맑은 고딕"/>
+          <w:b/>
+          <w:color w:val="1F2937"/>
+          <w:sz w:val="21"/>
+        </w:rPr>
+        <w:t xml:space="preserve">시대의 흔적(스토리텔링): </w:t>
+      </w:r>
+      <w:r>
+        <w:rPr w:rFonts="맑은 고딕">
+          <w:rFonts w:ascii="맑은 고딕" w:hAnsi="맑은 고딕" w:eastAsia="맑은 고딕"/>
+          <w:b w:val="0"/>
+          <w:sz w:val="21"/>
+        </w:rPr>
+        <w:t>1979년의 여름, 베트남 전쟁의 상흔과 경제적 침체 속에서 방황하던 젊은이들에게 이 음반은 그 자체로 뜨겁고 찬란한 탈출구였습니다. 로스앤젤레스의 클럽가에서 입소문만으로 레이블들의 치열한 영입 전쟁을 촉발했던 청춘의 야심과 싱그러운 낭만은, 당시 거리를 가득 채웠던 바이닐 레코드의 회전 속에서 시대의 생생한 공기로 각인되었습니다.</w:t>
+      </w:r>
+    </w:p>
+    <w:p>
+      <w:pPr>
+        <w:spacing w:line="324" w:lineRule="auto" w:before="200" w:after="80"/>
+      </w:pPr>
+      <w:r>
+        <w:rPr w:rFonts="맑은 고딕">
+          <w:rFonts w:ascii="맑은 고딕" w:hAnsi="맑은 고딕" w:eastAsia="맑은 고딕"/>
+          <w:b/>
+          <w:color w:val="1E3A8A"/>
+          <w:sz w:val="24"/>
+        </w:rPr>
+        <w:t>4. 주요 수록곡 및 감상 제언</w:t>
+      </w:r>
+    </w:p>
+    <w:p>
+      <w:pPr>
+        <w:spacing w:line="324" w:lineRule="auto" w:after="80"/>
+      </w:pPr>
+      <w:r>
+        <w:rPr w:rFonts="맑은 고딕">
+          <w:rFonts w:ascii="맑은 고딕" w:hAnsi="맑은 고딕" w:eastAsia="맑은 고딕"/>
+          <w:b w:val="0"/>
+          <w:color w:val="6B7280"/>
+          <w:sz w:val="21"/>
+        </w:rPr>
+        <w:t xml:space="preserve">· </w:t>
+      </w:r>
+      <w:r>
+        <w:rPr w:rFonts="맑은 고딕">
+          <w:rFonts w:ascii="맑은 고딕" w:hAnsi="맑은 고딕" w:eastAsia="맑은 고딕"/>
+          <w:b/>
+          <w:color w:val="1F2937"/>
+          <w:sz w:val="21"/>
+        </w:rPr>
+        <w:t xml:space="preserve">주요 수록곡 특징: </w:t>
+      </w:r>
+      <w:r>
+        <w:rPr w:rFonts="맑은 고딕">
+          <w:rFonts w:ascii="맑은 고딕" w:hAnsi="맑은 고딕" w:eastAsia="맑은 고딕"/>
+          <w:b w:val="0"/>
+          <w:sz w:val="21"/>
+        </w:rPr>
+        <w:t>첫 곡 'Let Me Out'의 거침없는 질주로부터 시작하여 역사상 가장 매혹적인 베이스·드럼 리프를 지닌 불후의 명곡 'My Sharona'에 이르면, 격정적이면서도 유려한 기타 솔로가 가슴을 강하게 울립니다. 또한, 애잔한 서정성과 청량한 하모니가 돋보이는 'Good Girls Don't'와 비틀스 풍의 애틋한 멜로디가 넘실거리는 'Oh Tara' 등은 앨범 전체를 관통하는 뛰어난 작곡 역량과 낭만적 감성을 유감없이 드러냅니다.</w:t>
+      </w:r>
+    </w:p>
+    <w:p>
+      <w:pPr>
+        <w:spacing w:line="324" w:lineRule="auto" w:after="80"/>
+      </w:pPr>
+      <w:r>
+        <w:rPr w:rFonts="맑은 고딕">
+          <w:rFonts w:ascii="맑은 고딕" w:hAnsi="맑은 고딕" w:eastAsia="맑은 고딕"/>
+          <w:b w:val="0"/>
+          <w:color w:val="6B7280"/>
+          <w:sz w:val="21"/>
+        </w:rPr>
+        <w:t xml:space="preserve">· </w:t>
+      </w:r>
+      <w:r>
+        <w:rPr w:rFonts="맑은 고딕">
+          <w:rFonts w:ascii="맑은 고딕" w:hAnsi="맑은 고딕" w:eastAsia="맑은 고딕"/>
+          <w:b/>
+          <w:color w:val="1F2937"/>
+          <w:sz w:val="21"/>
+        </w:rPr>
+        <w:t xml:space="preserve">빈티지 감상 제언: </w:t>
+      </w:r>
+      <w:r>
+        <w:rPr w:rFonts="맑은 고딕">
+          <w:rFonts w:ascii="맑은 고딕" w:hAnsi="맑은 고딕" w:eastAsia="맑은 고딕"/>
+          <w:b w:val="0"/>
+          <w:sz w:val="21"/>
+        </w:rPr>
+        <w:t>브루스 게리의 탄력 있는 킥 드럼과 프레스콧 나일스의 묵직한 베이스 라인은 진공관 앰프 특유의 두터운 질감 속에서 심장을 두드리는 생동감으로 되살아납니다. 정교하게 세팅된 턴테이블 바늘이 소리골을 지날 때 뿜어져 나오는 날 것 그대로의 아날로그 오버드라이브 기타 톤은, 디지털 음원이 결코 흉내 낼 수 없는 입체적인 공간감과 따스한 온기를 선사합니다.</w:t>
+      </w:r>
+    </w:p>
+    <w:p>
+      <w:pPr>
+        <w:spacing w:line="324" w:lineRule="auto" w:after="80"/>
+      </w:pPr>
+      <w:r>
+        <w:rPr w:rFonts="맑은 고딕">
+          <w:rFonts w:ascii="맑은 고딕" w:hAnsi="맑은 고딕" w:eastAsia="맑은 고딕"/>
+          <w:b w:val="0"/>
+          <w:color w:val="6B7280"/>
+          <w:sz w:val="21"/>
+        </w:rPr>
+        <w:t xml:space="preserve">· </w:t>
+      </w:r>
+      <w:r>
+        <w:rPr w:rFonts="맑은 고딕">
+          <w:rFonts w:ascii="맑은 고딕" w:hAnsi="맑은 고딕" w:eastAsia="맑은 고딕"/>
+          <w:b/>
+          <w:color w:val="1F2937"/>
+          <w:sz w:val="21"/>
+        </w:rPr>
+        <w:t xml:space="preserve">소장 가치: </w:t>
+      </w:r>
+      <w:r>
+        <w:rPr w:rFonts="맑은 고딕">
+          <w:rFonts w:ascii="맑은 고딕" w:hAnsi="맑은 고딕" w:eastAsia="맑은 고딕"/>
+          <w:b w:val="0"/>
+          <w:sz w:val="21"/>
+        </w:rPr>
+        <w:t>대중음악사에서 가장 찬란했던 '원 히트 원더'의 통념을 뛰어넘어 앨범 전 곡이 완벽한 유기성을 지닌 파워 팝의 교과서적 음반입니다. 오리지널 아날로그 마스터의 에너지가 고스란히 담긴 초반 LP는 음악 애호가는 물론 빈티지 바이닐 컬렉터라면 반드시 청음실의 메인 랙에 비치해야 할 영원한 클래식입니다.</w:t>
+      </w:r>
+    </w:p>
+    <w:p>
+      <w:pPr>
+        <w:spacing w:line="324" w:lineRule="auto" w:after="120" w:before="160"/>
+      </w:pPr>
+      <w:r>
+        <w:rPr w:rFonts="맑은 고딕">
+          <w:rFonts w:ascii="맑은 고딕" w:hAnsi="맑은 고딕" w:eastAsia="맑은 고딕"/>
+          <w:b/>
+          <w:color w:val="4338CA"/>
+          <w:sz w:val="21"/>
+        </w:rPr>
+        <w:t>이 음반을 통해 아날로그 소리골을 타고 흐르는 순수한 로큰롤의 박동과 푸르른 청춘의 서정이 전해주는 감동을 다시 한번 경험해 보시는 것은 어떨까요?</w:t>
       </w:r>
     </w:p>
     <w:sectPr>
       <w:pgSz w:w="12240" w:h="15840"/>
-      <w:pgMar w:top="1440" w:right="1440" w:bottom="1440" w:left="1440" w:header="720" w:footer="720" w:gutter="0"/>
+      <w:pgMar w:top="1152" w:right="1296" w:bottom="1152" w:left="1296" w:header="720" w:footer="720" w:gutter="0"/>
       <w:cols w:space="720"/>
       <w:docGrid w:linePitch="360"/>
     </w:sectPr>

--- a/word_reports/LP_0346_위치_379_The Knack_Get The Knack.docx
+++ b/word_reports/LP_0346_위치_379_The Knack_Get The Knack.docx
@@ -32,7 +32,7 @@
     </w:p>
     <w:p>
       <w:pPr>
-        <w:spacing w:line="324" w:lineRule="auto" w:before="80" w:after="160"/>
+        <w:spacing w:line="324" w:lineRule="auto" w:before="80" w:after="120"/>
       </w:pPr>
       <w:r>
         <w:rPr w:rFonts="맑은 고딕">
@@ -42,13 +42,6 @@
           <w:sz w:val="22"/>
         </w:rPr>
         <w:t xml:space="preserve">[음반 소개] </w:t>
-      </w:r>
-      <w:r>
-        <w:rPr w:rFonts="맑은 고딕">
-          <w:rFonts w:ascii="맑은 고딕" w:hAnsi="맑은 고딕" w:eastAsia="맑은 고딕"/>
-          <w:b w:val="0"/>
-          <w:sz w:val="21"/>
-        </w:rPr>
       </w:r>
     </w:p>
     <w:p>
@@ -61,7 +54,33 @@
           <w:b w:val="0"/>
           <w:sz w:val="21"/>
         </w:rPr>
-        <w:t>1970년대 후반, 디스코의 화려한 범람과 프로그레시브 록의 난해함 속에서 더 낵(The Knack)이 선보인 본작은 로큰롤의 가장 순수하고 원초적인 심장박동을 다시금 일깨운 기념비적인 역작입니다. 비틀스가 선사했던 찬란한 멜로디의 미학과 펑크 록의 폭발적인 추진력을 한데 품어낸 이 음반은, 단숨에 팝 음악계의 시선을 사로잡으며 파워 팝(Power Pop)의 새로운 지평을 열어젖혔습니다. 회고적인 향수와 젊음의 날선 열기가 절묘하게 교차하는 사운드는 반세기에 가까운 세월이 흐른 지금까지도 여전히 푸른 숨결을 내뿜고 있습니다.</w:t>
+        <w:t>1970년대의 끝자락, 디스코의 거대한 열풍과 프로그레시브 록의 비대해진 관념주의가 공존하던 1979년의 팝 음악계에 불현듯 등장한 밴드 넥(The Knack)의 데뷔작 『Get The Knack』은 대중음악사에 벼락처럼 내리친 신선한 충격이었습니다. 화려한 전자음과 장중한 편곡의 홍수 속에서, 이들은 1960년대 초반 '브리티시 인베이전'이 선사했던 순수한 로큰롤의 박동과 명징한 멜로디 감각을 고스란히 복원해 냈습니다. 불과 열하루 만에, 그리고 극도로 절제된 오버더빙만으로 아날로그 릴 테이프에 담아낸 이 음반은 기교에 지쳐 있던 대중의 귀를 단숨에 사로잡으며 '파워 팝(Power Pop)'이라는 장르의 결정적 정점을 완성해 냈습니다.</w:t>
+      </w:r>
+    </w:p>
+    <w:p>
+      <w:pPr>
+        <w:spacing w:line="324" w:lineRule="auto" w:after="120"/>
+      </w:pPr>
+      <w:r>
+        <w:rPr w:rFonts="맑은 고딕">
+          <w:rFonts w:ascii="맑은 고딕" w:hAnsi="맑은 고딕" w:eastAsia="맑은 고딕"/>
+          <w:b w:val="0"/>
+          <w:sz w:val="21"/>
+        </w:rPr>
+        <w:t>본 작에 깃든 예술적 철학은 '단순함 속에 깃든 폭발적 생명력'입니다. 리더 더그 파이거(Doug Fieger)와 기타리스트 버턴 애버(Berton Averre)는 비틀스와 더 후(The Who)가 남긴 위대한 유산의 정수를 흡수하여, 이를 세기말 청춘들의 날것 그대로의 열정과 숨결로 재해석했습니다. 복잡한 수식어를 걷어내고 드럼, 베이스, 두 대의 기타, 그리고 목소리만으로 직조해 낸 사운드는 군더더기 없는 완벽한 조형미를 보여줍니다. 사랑과 갈망, 억누를 수 없는 젊음의 충동을 노래한 직관적인 노랫말은 당대 젊은이들의 심장에 직격탄을 날렸으며, 이는 곧 상업적 성공을 넘어 하나의 거대한 문화적 신드롬으로 번져나갔습니다.</w:t>
+      </w:r>
+    </w:p>
+    <w:p>
+      <w:pPr>
+        <w:spacing w:line="324" w:lineRule="auto" w:after="120"/>
+      </w:pPr>
+      <w:r>
+        <w:rPr w:rFonts="맑은 고딕">
+          <w:rFonts w:ascii="맑은 고딕" w:hAnsi="맑은 고딕" w:eastAsia="맑은 고딕"/>
+          <w:b w:val="0"/>
+          <w:sz w:val="21"/>
+        </w:rPr>
+        <w:t>세월이 반세기를 향해 흘러간 오늘날에도 『Get The Knack』의 바이닐 소리골에서 피어오르는 생동감은 조금도 바래지 않았습니다. 첫 곡부터 마지막 트랙까지 팽팽하게 당겨진 현악기처럼 유지되는 긴장감, 그리고 명료한 멜로디의 향연은 시대를 초월하여 듣는 이의 심장을 두근거리게 합니다. 그것은 치밀하게 계산된 음악 산업의 산물이 아니라, 네 명의 젊은이가 한 방에 모여 악기를 부딪칠 때 발생했던 마법 같은 순간의 기록이기 때문입니다. 아날로그 레코드가 간직할 수 있는 가장 순수하고도 뜨거운 로큰롤의 정수가 이 한 장의 앨범에 찬란하게 응축되어 있습니다.</w:t>
       </w:r>
     </w:p>
     <w:p>
@@ -168,7 +187,7 @@
           <w:b w:val="0"/>
           <w:sz w:val="21"/>
         </w:rPr>
-        <w:t>1979년 6월 11일 캐피톨 레코드(Capitol Records)를 통해 발매된 더 낵의 데뷔 앨범으로, 명프로듀서 마이크 채프먼(Mike Chapman)의 지휘 아래 단 11일 만에 최소한의 오버더빙으로 라이브 본연의 생동감을 온전히 담아내며 탄생하였습니다.</w:t>
+        <w:t>1979년 6월 11일 캐피톨 레코드(Capitol Records)를 통해 발매되었으며, 전설적인 프로듀서 마이크 채프먼(Mike Chapman)의 지휘 아래 단 11일 만에 스튜디오 라이브의 거친 질감을 고스란히 살려 녹음된 역사적 데뷔 음반입니다.</w:t>
       </w:r>
     </w:p>
     <w:p>
@@ -199,7 +218,7 @@
           <w:b w:val="0"/>
           <w:sz w:val="21"/>
         </w:rPr>
-        <w:t>발매 직후 미국 빌보드 200 차트 정상을 차지하여 5주 연속 1위를 지켰으며, 미국 내에서만 200만 장 이상의 판매고를 올려 더블 플래티넘을 기록하는 등 전 세계적인 신드롬을 일으켰습니다.</w:t>
+        <w:t>발매 직후 폭발적인 반응을 불러일으키며 미국 빌보드 200 앨범 차트 5주 연속 1위를 차지했고, 최단기간 내 200만 장 이상의 판매고를 올려 RIAA 더블 플래티넘을 획득하는 경이로운 기록을 세웠습니다.</w:t>
       </w:r>
     </w:p>
     <w:p>
@@ -230,7 +249,7 @@
           <w:b w:val="0"/>
           <w:sz w:val="21"/>
         </w:rPr>
-        <w:t>수록곡 'My Sharona'가 1979년 빌보드 싱글 차트 6주 연속 1위 및 빌보드 연말 결산 싱글 차트 1위를 달성하였으며, 제22회 그래미 어워드에서 '최우수 신인상(Best New Artist)'과 '최우수 팝 듀오/그룹 보컬 퍼포먼스' 부문에 노미네이트되어 당대 최고의 상업적·비평적 주목을 받았습니다.</w:t>
+        <w:t>1980년 제22회 그래미 어워드에서 '최우수 신인상(Best New Artist)' 및 '최우수 팝 듀오/그룹 보컬 퍼포먼스' 부문에 노미네이트되며 음악적 완성도와 상업적 성과를 동시에 공인받았습니다.</w:t>
       </w:r>
     </w:p>
     <w:p>
@@ -275,7 +294,7 @@
           <w:b w:val="0"/>
           <w:sz w:val="21"/>
         </w:rPr>
-        <w:t>미국 (미국 캘리포니아주 로스앤젤레스에서 결성)</w:t>
+        <w:t>미국 (로스앤젤레스, 캘리포니아)</w:t>
       </w:r>
     </w:p>
     <w:p>
@@ -306,7 +325,7 @@
           <w:b w:val="0"/>
           <w:sz w:val="21"/>
         </w:rPr>
-        <w:t>1978년 결성</w:t>
+        <w:t>1977년 결성</w:t>
       </w:r>
     </w:p>
     <w:p>
@@ -337,7 +356,7 @@
           <w:b w:val="0"/>
           <w:sz w:val="21"/>
         </w:rPr>
-        <w:t>4인조 록 밴드 (더그 피거, 버튼 에이버, 프레스콧 나일스, 브루스 게리)</w:t>
+        <w:t>4인조 록 밴드 (쿼텟)</w:t>
       </w:r>
     </w:p>
     <w:p>
@@ -368,7 +387,7 @@
           <w:b w:val="0"/>
           <w:sz w:val="21"/>
         </w:rPr>
-        <w:t>더 낵은 브리티시 인베이전 시대의 명료한 선율감과 뉴웨이브의 날렵한 에너지를 결합하여 1970년대 말 록 음악계에 '파워 팝의 르네상스'를 이끈 주역입니다. 간결하면서도 중독성 강한 리프와 청춘의 솔직담백한 감정을 솔직하게 노래한 이들의 어법은 훗날 1990년대 얼터너티브 록과 팝 펑크 세대에 지대한 음악적 영감을 불어넣었습니다.</w:t>
+        <w:t>넥(The Knack)은 1960년대 비틀스 풍의 명징한 멜로디 감각과 1970년대 후반 뉴웨이브 및 펑크 록의 거친 활력을 절묘하게 교차시킨 파워 팝의 선구자적 밴드입니다. 간결하면서도 직관적인 기타 리프와 중독성 넘치는 보컬 하모니를 앞세워 짧고 강렬한 전성기를 누리며 대중음악사에 잊을 수 없는 족적을 남겼습니다.</w:t>
       </w:r>
     </w:p>
     <w:p>
@@ -413,7 +432,7 @@
           <w:b w:val="0"/>
           <w:sz w:val="21"/>
         </w:rPr>
-        <w:t>본 앨범은 1960년대 초반 비틀스의 음악적 유산을 가장 영민하고 현대적으로 계승한 팝/록의 이정표로 평가받습니다. 흑백의 앨범 재킷 디자인에서부터 'Meet the Beatles!'를 오마주하며 정통 로큰롤의 부활을 선언한 이 작품은, 복잡다단해지던 당대 록 씬에 '3분 미학'의 간결함과 직관적인 훅(Hook)이 지닌 불멸의 위력을 증명해 보였습니다.</w:t>
+        <w:t>디스코의 쇠퇴와 펑크의 반항이 교차하던 과도기에 전통적인 3분짜리 팝-록 포맷의 위대함을 다시금 입증한 파워 팝의 마스터피스입니다. 군더더기를 철저히 배제한 사운드 메이킹을 통해 훗날 1990년대 얼터너티브 록과 네오 펑크 밴드들에게도 지대한 음악적 영감을 제공한 기념비적 정전(正典)으로 평가받습니다.</w:t>
       </w:r>
     </w:p>
     <w:p>
@@ -444,7 +463,7 @@
           <w:b w:val="0"/>
           <w:sz w:val="21"/>
         </w:rPr>
-        <w:t>1979년의 여름, 베트남 전쟁의 상흔과 경제적 침체 속에서 방황하던 젊은이들에게 이 음반은 그 자체로 뜨겁고 찬란한 탈출구였습니다. 로스앤젤레스의 클럽가에서 입소문만으로 레이블들의 치열한 영입 전쟁을 촉발했던 청춘의 야심과 싱그러운 낭만은, 당시 거리를 가득 채웠던 바이닐 레코드의 회전 속에서 시대의 생생한 공기로 각인되었습니다.</w:t>
+        <w:t>1970년대 말 로스앤젤레스 클럽 가의 뜨거운 열기와 새로운 10년을 앞둔 젊은 세대의 불안, 낭만, 해방감이 음반 전반에 가득 차 있습니다. 앨범 커버에서 보여주는 비틀스 오마주 흑백 디자인은 고전 로큰롤에 대한 경의이자, 기성세대의 복잡함에 맞서 단순함의 힘으로 회귀하고자 했던 당대 청춘들의 문화적 공기를 선명하게 투영합니다.</w:t>
       </w:r>
     </w:p>
     <w:p>
@@ -489,7 +508,99 @@
           <w:b w:val="0"/>
           <w:sz w:val="21"/>
         </w:rPr>
-        <w:t>첫 곡 'Let Me Out'의 거침없는 질주로부터 시작하여 역사상 가장 매혹적인 베이스·드럼 리프를 지닌 불후의 명곡 'My Sharona'에 이르면, 격정적이면서도 유려한 기타 솔로가 가슴을 강하게 울립니다. 또한, 애잔한 서정성과 청량한 하모니가 돋보이는 'Good Girls Don't'와 비틀스 풍의 애틋한 멜로디가 넘실거리는 'Oh Tara' 등은 앨범 전체를 관통하는 뛰어난 작곡 역량과 낭만적 감성을 유감없이 드러냅니다.</w:t>
+      </w:r>
+    </w:p>
+    <w:p>
+      <w:pPr>
+        <w:spacing w:line="324" w:lineRule="auto" w:after="80"/>
+      </w:pPr>
+      <w:r>
+        <w:rPr w:rFonts="맑은 고딕">
+          <w:rFonts w:ascii="맑은 고딕" w:hAnsi="맑은 고딕" w:eastAsia="맑은 고딕"/>
+          <w:b w:val="0"/>
+          <w:color w:val="6B7280"/>
+          <w:sz w:val="21"/>
+        </w:rPr>
+        <w:t xml:space="preserve">· </w:t>
+      </w:r>
+      <w:r>
+        <w:rPr w:rFonts="맑은 고딕">
+          <w:rFonts w:ascii="맑은 고딕" w:hAnsi="맑은 고딕" w:eastAsia="맑은 고딕"/>
+          <w:b/>
+          <w:color w:val="1F2937"/>
+          <w:sz w:val="21"/>
+        </w:rPr>
+        <w:t xml:space="preserve">"My Sharona": </w:t>
+      </w:r>
+      <w:r>
+        <w:rPr w:rFonts="맑은 고딕">
+          <w:rFonts w:ascii="맑은 고딕" w:hAnsi="맑은 고딕" w:eastAsia="맑은 고딕"/>
+          <w:b w:val="0"/>
+          <w:sz w:val="21"/>
+        </w:rPr>
+        <w:t>팝 음악사상 가장 매혹적이고 강렬한 드럼 비트와 기타 리프, 그리고 후반부의 서정적이면서도 격정적인 기타 솔로가 압도적인 카타르시스를 선사하는 불멸의 명곡입니다.</w:t>
+      </w:r>
+    </w:p>
+    <w:p>
+      <w:pPr>
+        <w:spacing w:line="324" w:lineRule="auto" w:after="80"/>
+      </w:pPr>
+      <w:r>
+        <w:rPr w:rFonts="맑은 고딕">
+          <w:rFonts w:ascii="맑은 고딕" w:hAnsi="맑은 고딕" w:eastAsia="맑은 고딕"/>
+          <w:b w:val="0"/>
+          <w:color w:val="6B7280"/>
+          <w:sz w:val="21"/>
+        </w:rPr>
+        <w:t xml:space="preserve">· </w:t>
+      </w:r>
+      <w:r>
+        <w:rPr w:rFonts="맑은 고딕">
+          <w:rFonts w:ascii="맑은 고딕" w:hAnsi="맑은 고딕" w:eastAsia="맑은 고딕"/>
+          <w:b/>
+          <w:color w:val="1F2937"/>
+          <w:sz w:val="21"/>
+        </w:rPr>
+        <w:t xml:space="preserve">"Good Girls Don't": </w:t>
+      </w:r>
+      <w:r>
+        <w:rPr w:rFonts="맑은 고딕">
+          <w:rFonts w:ascii="맑은 고딕" w:hAnsi="맑은 고딕" w:eastAsia="맑은 고딕"/>
+          <w:b w:val="0"/>
+          <w:sz w:val="21"/>
+        </w:rPr>
+        <w:t>포크 록의 서정적인 어쿠스틱 스트로크와 하모니카 소리가 어우러져 청춘의 장난기와 애틋한 서정미를 동시에 자아내는 또 다른 대표 트랙입니다.</w:t>
+      </w:r>
+    </w:p>
+    <w:p>
+      <w:pPr>
+        <w:spacing w:line="324" w:lineRule="auto" w:after="80"/>
+      </w:pPr>
+      <w:r>
+        <w:rPr w:rFonts="맑은 고딕">
+          <w:rFonts w:ascii="맑은 고딕" w:hAnsi="맑은 고딕" w:eastAsia="맑은 고딕"/>
+          <w:b w:val="0"/>
+          <w:color w:val="6B7280"/>
+          <w:sz w:val="21"/>
+        </w:rPr>
+        <w:t xml:space="preserve">· </w:t>
+      </w:r>
+      <w:r>
+        <w:rPr w:rFonts="맑은 고딕">
+          <w:rFonts w:ascii="맑은 고딕" w:hAnsi="맑은 고딕" w:eastAsia="맑은 고딕"/>
+          <w:b/>
+          <w:color w:val="1F2937"/>
+          <w:sz w:val="21"/>
+        </w:rPr>
+        <w:t xml:space="preserve">"Oh Tara" &amp; "Heartbeat": </w:t>
+      </w:r>
+      <w:r>
+        <w:rPr w:rFonts="맑은 고딕">
+          <w:rFonts w:ascii="맑은 고딕" w:hAnsi="맑은 고딕" w:eastAsia="맑은 고딕"/>
+          <w:b w:val="0"/>
+          <w:sz w:val="21"/>
+        </w:rPr>
+        <w:t>버디 홀리의 클래식한 록 스피릿을 현대적으로 재해석하며 유려한 보컬 멜로디의 극치를 보여줍니다.</w:t>
       </w:r>
     </w:p>
     <w:p>
@@ -520,7 +631,7 @@
           <w:b w:val="0"/>
           <w:sz w:val="21"/>
         </w:rPr>
-        <w:t>브루스 게리의 탄력 있는 킥 드럼과 프레스콧 나일스의 묵직한 베이스 라인은 진공관 앰프 특유의 두터운 질감 속에서 심장을 두드리는 생동감으로 되살아납니다. 정교하게 세팅된 턴테이블 바늘이 소리골을 지날 때 뿜어져 나오는 날 것 그대로의 아날로그 오버드라이브 기타 톤은, 디지털 음원이 결코 흉내 낼 수 없는 입체적인 공간감과 따스한 온기를 선사합니다.</w:t>
+        <w:t>디지털 음원에서 느끼기 어려운 브루스 게리(Bruce Gary)의 박진감 넘치는 킥 드럼과 스네어 타격감이 LP의 그루브를 통해 묵직하고 따뜻하게 울려 퍼집니다. 진공관 앰프를 통해 출력되는 버턴 애버의 펜더 스트라토캐스터 기타 톤은 아날로그 특유의 자연스러운 오버드라이브 질감을 드러내므로, 볼륨을 풍성하게 올려 공간 전체를 울리는 사운드 스테이지를 경험해 보시길 권합니다.</w:t>
       </w:r>
     </w:p>
     <w:p>
@@ -551,7 +662,7 @@
           <w:b w:val="0"/>
           <w:sz w:val="21"/>
         </w:rPr>
-        <w:t>대중음악사에서 가장 찬란했던 '원 히트 원더'의 통념을 뛰어넘어 앨범 전 곡이 완벽한 유기성을 지닌 파워 팝의 교과서적 음반입니다. 오리지널 아날로그 마스터의 에너지가 고스란히 담긴 초반 LP는 음악 애호가는 물론 빈티지 바이닐 컬렉터라면 반드시 청음실의 메인 랙에 비치해야 할 영원한 클래식입니다.</w:t>
+        <w:t>단숨에 차트를 정복했던 찬란한 상업적 기록뿐 아니라, 미니멀한 편곡과 아날로그 녹음이 빚어낸 로큰롤의 가장 순수한 원형을 품고 있는 음반입니다. 오리지널 프레싱 바이닐이 선사하는 날 선 현장감과 온기는 클래식 팝 컬렉터의 서가에서 결코 빠질 수 없는 빛나는 소장 가치를 증명합니다.</w:t>
       </w:r>
     </w:p>
     <w:p>
@@ -565,7 +676,7 @@
           <w:color w:val="4338CA"/>
           <w:sz w:val="21"/>
         </w:rPr>
-        <w:t>이 음반을 통해 아날로그 소리골을 타고 흐르는 순수한 로큰롤의 박동과 푸르른 청춘의 서정이 전해주는 감동을 다시 한번 경험해 보시는 것은 어떨까요?</w:t>
+        <w:t>이 음반을 통해 아날로그 소리골을 타고 흐르는 순수한 로큰롤의 벅찬 박동과 청춘의 찬란한 에너지가 전해주는 감동을 다시 한번 경험해 보시는 것은 어떨까요?</w:t>
       </w:r>
     </w:p>
     <w:sectPr>
